--- a/cv-docx/CV-Pedro-Albertasse-Games-PT.docx
+++ b/cv-docx/CV-Pedro-Albertasse-Games-PT.docx
@@ -70,7 +70,7 @@
         </w:rPr>
         <w:t xml:space="preserve">albertasse.dev@gmail.com  ·  </w:t>
       </w:r>
-      <w:hyperlink w:history="1" r:id="rIdnfoiwkmnkrqrqfxebagyp">
+      <w:hyperlink w:history="1" r:id="rIdtqxxyhxdudpdinkkawt7t">
         <w:r>
           <w:rPr>
             <w:rFonts w:ascii="Calibri" w:cs="Calibri" w:eastAsia="Calibri" w:hAnsi="Calibri"/>
@@ -98,7 +98,7 @@
         </w:rPr>
         <w:t xml:space="preserve">  ·  </w:t>
       </w:r>
-      <w:hyperlink w:history="1" r:id="rIdoujdqhzdit2zv-s80hhrl">
+      <w:hyperlink w:history="1" r:id="rId5nrgk3hbepscbj_h2dvwr">
         <w:r>
           <w:rPr>
             <w:rFonts w:ascii="Calibri" w:cs="Calibri" w:eastAsia="Calibri" w:hAnsi="Calibri"/>
@@ -137,24 +137,6 @@
     </w:p>
     <w:p>
       <w:pPr>
-        <w:spacing w:after="40" w:before="140"/>
-      </w:pPr>
-      <w:r>
-        <w:rPr>
-          <w:rFonts w:ascii="Calibri" w:cs="Calibri" w:eastAsia="Calibri" w:hAnsi="Calibri"/>
-          <w:b/>
-          <w:bCs/>
-          <w:i w:val="false"/>
-          <w:iCs w:val="false"/>
-          <w:color w:val="5A5A55"/>
-          <w:sz w:val="18"/>
-          <w:szCs w:val="18"/>
-        </w:rPr>
-        <w:t xml:space="preserve">48 seleções no simulador   ·   1 arquivo, zero dependência   ·   14 ferramentas internas   ·   2025 bacharel em jogos digitais</w:t>
-      </w:r>
-    </w:p>
-    <w:p>
-      <w:pPr>
         <w:pBdr>
           <w:bottom w:val="single" w:color="D8D7D0" w:sz="6" w:space="3"/>
         </w:pBdr>
@@ -189,7 +171,7 @@
           <w:sz w:val="19"/>
           <w:szCs w:val="19"/>
         </w:rPr>
-        <w:t xml:space="preserve">Bacharel em Programação de Jogos Digitais, com Unity, C#, IA para games e balanceamento de dificuldade no histórico. No trabalho eu construo o outro lado do estúdio: pipeline de dados, telemetria e as ferramentas internas que o time opera, que é o mesmo problema de LiveOps e game analytics. Meu projeto autoral é um simulador da Copa de 2026 inteiro em um arquivo HTML, sem nenhuma dependência: 48 seleções, motor de fase de grupos, mata-mata, pênaltis e uma regra de pontuação que só valida o palpite feito antes do apito daquele jogo.</w:t>
+        <w:t xml:space="preserve">Bacharel em Programação de Jogos Digitais, com Unity, C#, IA para games e balanceamento de dificuldade no histórico. Hoje sou engenheiro de dados e automação na FLOW Executive Finders, onde construo o outro lado do estúdio: pipeline de dados, telemetria e as ferramentas internas que o time opera, que é o mesmo problema de LiveOps e game analytics. Meu projeto autoral é um simulador da Copa de 2026 inteiro em um arquivo HTML, sem nenhuma dependência: 48 seleções, motor de fase de grupos, mata-mata, pênaltis e uma regra de pontuação que só valida o palpite feito antes do apito daquele jogo.</w:t>
       </w:r>
     </w:p>
     <w:p>
